--- a/docs/inventory/krolikovodstvo/docx/T11-narrative-mission.docx
+++ b/docs/inventory/krolikovodstvo/docx/T11-narrative-mission.docx
@@ -66,6 +66,179 @@
     </w:p>
     <w:p>
       <w:r>
+        <w:t>Ссылки на исходный ТЭО (файл:строка):</w:t>
+      </w:r>
+    </w:p>
+    <w:p>
+      <w:r>
+        <w:rPr>
+          <w:rFonts w:ascii="Consolas" w:hAnsi="Consolas"/>
+          <w:color w:val="1A568E"/>
+          <w:sz w:val="18"/>
+        </w:rPr>
+        <w:t>↳ docs/graphify-corpus/01-vvedenie-i-resume.md:10–16</w:t>
+      </w:r>
+    </w:p>
+    <w:p>
+      <w:r>
+        <w:rPr>
+          <w:rFonts w:ascii="Consolas" w:hAnsi="Consolas"/>
+          <w:color w:val="1A568E"/>
+          <w:sz w:val="18"/>
+        </w:rPr>
+        <w:t>↳ docs/graphify-corpus/01-vvedenie-i-resume.md:76–87</w:t>
+      </w:r>
+    </w:p>
+    <w:p>
+      <w:r>
+        <w:rPr>
+          <w:rFonts w:ascii="Consolas" w:hAnsi="Consolas"/>
+          <w:color w:val="1A568E"/>
+          <w:sz w:val="18"/>
+        </w:rPr>
+        <w:t>↳ docs/graphify-corpus/01-vvedenie-i-resume.md:103–109</w:t>
+      </w:r>
+    </w:p>
+    <w:p>
+      <w:r>
+        <w:rPr>
+          <w:rFonts w:ascii="Consolas" w:hAnsi="Consolas"/>
+          <w:color w:val="1A568E"/>
+          <w:sz w:val="18"/>
+        </w:rPr>
+        <w:t>↳ docs/graphify-corpus/01-vvedenie-i-resume.md:181–187</w:t>
+      </w:r>
+    </w:p>
+    <w:p>
+      <w:r>
+        <w:rPr>
+          <w:rFonts w:ascii="Consolas" w:hAnsi="Consolas"/>
+          <w:color w:val="1A568E"/>
+          <w:sz w:val="18"/>
+        </w:rPr>
+        <w:t>↳ docs/graphify-corpus/01-vvedenie-i-resume.md:354–364</w:t>
+      </w:r>
+    </w:p>
+    <w:p>
+      <w:r>
+        <w:rPr>
+          <w:rFonts w:ascii="Consolas" w:hAnsi="Consolas"/>
+          <w:color w:val="1A568E"/>
+          <w:sz w:val="18"/>
+        </w:rPr>
+        <w:t>↳ docs/graphify-corpus/01-vvedenie-i-resume.md:376–382</w:t>
+      </w:r>
+    </w:p>
+    <w:p>
+      <w:r>
+        <w:rPr>
+          <w:rFonts w:ascii="Consolas" w:hAnsi="Consolas"/>
+          <w:color w:val="1A568E"/>
+          <w:sz w:val="18"/>
+        </w:rPr>
+        <w:t>↳ docs/graphify-corpus/01-vvedenie-i-resume.md:719–730</w:t>
+      </w:r>
+    </w:p>
+    <w:p>
+      <w:r>
+        <w:rPr>
+          <w:rFonts w:ascii="Consolas" w:hAnsi="Consolas"/>
+          <w:color w:val="1A568E"/>
+          <w:sz w:val="18"/>
+        </w:rPr>
+        <w:t>↳ docs/graphify-corpus/01-vvedenie-i-resume.md:790–801</w:t>
+      </w:r>
+    </w:p>
+    <w:p>
+      <w:r>
+        <w:rPr>
+          <w:rFonts w:ascii="Consolas" w:hAnsi="Consolas"/>
+          <w:color w:val="1A568E"/>
+          <w:sz w:val="18"/>
+        </w:rPr>
+        <w:t>↳ docs/graphify-corpus/01-vvedenie-i-resume.md:871–877</w:t>
+      </w:r>
+    </w:p>
+    <w:p>
+      <w:r>
+        <w:rPr>
+          <w:rFonts w:ascii="Consolas" w:hAnsi="Consolas"/>
+          <w:color w:val="1A568E"/>
+          <w:sz w:val="18"/>
+        </w:rPr>
+        <w:t>↳ docs/graphify-corpus/01-vvedenie-i-resume.md:883–889</w:t>
+      </w:r>
+    </w:p>
+    <w:p>
+      <w:r>
+        <w:rPr>
+          <w:rFonts w:ascii="Consolas" w:hAnsi="Consolas"/>
+          <w:color w:val="1A568E"/>
+          <w:sz w:val="18"/>
+        </w:rPr>
+        <w:t>↳ docs/graphify-corpus/01-vvedenie-i-resume.md:1039–1047</w:t>
+      </w:r>
+    </w:p>
+    <w:p>
+      <w:r>
+        <w:rPr>
+          <w:rFonts w:ascii="Consolas" w:hAnsi="Consolas"/>
+          <w:color w:val="1A568E"/>
+          <w:sz w:val="18"/>
+        </w:rPr>
+        <w:t>↳ docs/graphify-corpus/01-vvedenie-i-resume.md:1618–1637</w:t>
+      </w:r>
+    </w:p>
+    <w:p>
+      <w:r>
+        <w:rPr>
+          <w:rFonts w:ascii="Consolas" w:hAnsi="Consolas"/>
+          <w:color w:val="1A568E"/>
+          <w:sz w:val="18"/>
+        </w:rPr>
+        <w:t>↳ docs/graphify-corpus/01-vvedenie-i-resume.md:1639–1645</w:t>
+      </w:r>
+    </w:p>
+    <w:p>
+      <w:r>
+        <w:rPr>
+          <w:rFonts w:ascii="Consolas" w:hAnsi="Consolas"/>
+          <w:color w:val="1A568E"/>
+          <w:sz w:val="18"/>
+        </w:rPr>
+        <w:t>↳ docs/graphify-corpus/01-vvedenie-i-resume.md:1652–1661</w:t>
+      </w:r>
+    </w:p>
+    <w:p>
+      <w:r>
+        <w:rPr>
+          <w:rFonts w:ascii="Consolas" w:hAnsi="Consolas"/>
+          <w:color w:val="1A568E"/>
+          <w:sz w:val="18"/>
+        </w:rPr>
+        <w:t>↳ docs/graphify-corpus/01-vvedenie-i-resume.md:1663–1679</w:t>
+      </w:r>
+    </w:p>
+    <w:p>
+      <w:r>
+        <w:rPr>
+          <w:rFonts w:ascii="Consolas" w:hAnsi="Consolas"/>
+          <w:color w:val="1A568E"/>
+          <w:sz w:val="18"/>
+        </w:rPr>
+        <w:t>↳ docs/graphify-corpus/01-vvedenie-i-resume.md:1683–1692</w:t>
+      </w:r>
+    </w:p>
+    <w:p>
+      <w:pPr>
+        <w:pStyle w:val="Heading3"/>
+      </w:pPr>
+      <w:r>
+        <w:t>Фрагмент docs/graphify-corpus/01-vvedenie-i-resume.md:10–16</w:t>
+      </w:r>
+    </w:p>
+    <w:p>
+      <w:r>
         <w:t>ТЕХНИКО-ЭКОНОМИЧЕСКОЕ ОБОСНОВАНИЕ ЭФФЕКТИВНОСТИ ПРОЕКТА:</w:t>
       </w:r>
     </w:p>
@@ -77,6 +250,14 @@
     <w:p>
       <w:r>
         <w:t>СВОДНЫЕ ДАННЫЕ ПО ПРОЕКТУ</w:t>
+      </w:r>
+    </w:p>
+    <w:p>
+      <w:pPr>
+        <w:pStyle w:val="Heading3"/>
+      </w:pPr>
+      <w:r>
+        <w:t>Фрагмент docs/graphify-corpus/01-vvedenie-i-resume.md:76–87</w:t>
       </w:r>
     </w:p>
     <w:p>
@@ -109,6 +290,14 @@
       </w:r>
     </w:p>
     <w:p>
+      <w:pPr>
+        <w:pStyle w:val="Heading3"/>
+      </w:pPr>
+      <w:r>
+        <w:t>Фрагмент docs/graphify-corpus/01-vvedenie-i-resume.md:103–109</w:t>
+      </w:r>
+    </w:p>
+    <w:p>
       <w:r>
         <w:t>Проект направлен на создание крупного, вертикально интегрированного агропромышленного комплекса на территории Херсонской области РФ, с полным циклом производства от выращивания кормов до глубокой переработки животноводческой продукции.</w:t>
         <w:br/>
@@ -126,6 +315,14 @@
       </w:r>
     </w:p>
     <w:p>
+      <w:pPr>
+        <w:pStyle w:val="Heading3"/>
+      </w:pPr>
+      <w:r>
+        <w:t>Фрагмент docs/graphify-corpus/01-vvedenie-i-resume.md:181–187</w:t>
+      </w:r>
+    </w:p>
+    <w:p>
       <w:r>
         <w:t>Снижение себестоимости мяса через организацию глубокой переработки побочных продуктов и отходов животноводства. Мы планируем организовать полностью автоматизированный, крупномасштабный и современный убойный цех для крупного и мелкого рогатого скота, оснащённый европейскими технологиями. Мощность убойного цеха составит 525,6 тыс. голов крупного рогатого скота и 4 380,0 тыс. голов мелкого рогатого скота в год. Услуги убойного цеха будут предоставляться производителям мяса на бесплатной основе. Взамен они оставят нам шкуры, головы и лапы скота, а также кровь. Эти побочные продукты мы направим на глубокую переработку: шкуры, головы и лапы — на производство халяльного желатина, кровь — на производство кровяной муки. Таким образом, мы сможем получать доход, покрывающий все расходы на производство мяса.</w:t>
         <w:br/>
@@ -140,6 +337,14 @@
         <w:t>Навоз животных используется на биогазовом заводе для получения энергии. Твердые остатки после переработки на биогазовой установке применяются в производстве компоста — натурального удобрения;</w:t>
         <w:br/>
         <w:t>Шкуры животных перерабатываются на нашем кожевенном заводе;</w:t>
+      </w:r>
+    </w:p>
+    <w:p>
+      <w:pPr>
+        <w:pStyle w:val="Heading3"/>
+      </w:pPr>
+      <w:r>
+        <w:t>Фрагмент docs/graphify-corpus/01-vvedenie-i-resume.md:354–364</w:t>
       </w:r>
     </w:p>
     <w:p>
@@ -168,6 +373,14 @@
       </w:r>
     </w:p>
     <w:p>
+      <w:pPr>
+        <w:pStyle w:val="Heading3"/>
+      </w:pPr>
+      <w:r>
+        <w:t>Фрагмент docs/graphify-corpus/01-vvedenie-i-resume.md:376–382</w:t>
+      </w:r>
+    </w:p>
+    <w:p>
       <w:r>
         <w:t>Цель проекта</w:t>
         <w:br/>
@@ -182,6 +395,14 @@
     <w:p>
       <w:r>
         <w:t>Параметры производства мяса кролика</w:t>
+      </w:r>
+    </w:p>
+    <w:p>
+      <w:pPr>
+        <w:pStyle w:val="Heading3"/>
+      </w:pPr>
+      <w:r>
+        <w:t>Фрагмент docs/graphify-corpus/01-vvedenie-i-resume.md:719–730</w:t>
       </w:r>
     </w:p>
     <w:p>
@@ -214,6 +435,14 @@
       </w:r>
     </w:p>
     <w:p>
+      <w:pPr>
+        <w:pStyle w:val="Heading3"/>
+      </w:pPr>
+      <w:r>
+        <w:t>Фрагмент docs/graphify-corpus/01-vvedenie-i-resume.md:790–801</w:t>
+      </w:r>
+    </w:p>
+    <w:p>
       <w:r>
         <w:t>Высокая продуктивность: Итальянские породы кроликов, такие как "Калифорнийский" и "Новозеландский белый", известны своей высокой скоростью роста и отличными качествами мяса.</w:t>
         <w:br/>
@@ -240,6 +469,14 @@
       </w:r>
     </w:p>
     <w:p>
+      <w:pPr>
+        <w:pStyle w:val="Heading3"/>
+      </w:pPr>
+      <w:r>
+        <w:t>Фрагмент docs/graphify-corpus/01-vvedenie-i-resume.md:871–877</w:t>
+      </w:r>
+    </w:p>
+    <w:p>
       <w:r>
         <w:t>Основной концепцией данного проекта является:</w:t>
       </w:r>
@@ -258,6 +495,14 @@
       </w:r>
     </w:p>
     <w:p>
+      <w:pPr>
+        <w:pStyle w:val="Heading3"/>
+      </w:pPr>
+      <w:r>
+        <w:t>Фрагмент docs/graphify-corpus/01-vvedenie-i-resume.md:883–889</w:t>
+      </w:r>
+    </w:p>
+    <w:p>
       <w:r>
         <w:t>Продажа продовольственных товаров по доступным ценам: Обеспечение доступности качественных продуктов для широких слоев населения.</w:t>
         <w:br/>
@@ -270,6 +515,14 @@
         <w:t>Организация производства продовольственных товаров: Мы планируем организовать производство экологически чистых продуктов, таких как кроличьего мяса, говядины, телятины, баранина, ягнятины, субпродуктов, молочные продукты, овощи и черную икру.</w:t>
         <w:br/>
         <w:t>Продовольственная безопасность — элемент национальной безопасности государства. Ситуация, при которой все люди в каждый момент времени имеют физический и экономический доступ к достаточной в количественном отношении безопасной пище, необходимой для ведения активной и здоровой жизни.</w:t>
+      </w:r>
+    </w:p>
+    <w:p>
+      <w:pPr>
+        <w:pStyle w:val="Heading3"/>
+      </w:pPr>
+      <w:r>
+        <w:t>Фрагмент docs/graphify-corpus/01-vvedenie-i-resume.md:1039–1047</w:t>
       </w:r>
     </w:p>
     <w:p>
@@ -294,6 +547,14 @@
         <w:t>Годовая мощность фермы составляет:</w:t>
         <w:br/>
         <w:t>7 000,0 тонн мясо кролика;</w:t>
+      </w:r>
+    </w:p>
+    <w:p>
+      <w:pPr>
+        <w:pStyle w:val="Heading3"/>
+      </w:pPr>
+      <w:r>
+        <w:t>Фрагмент docs/graphify-corpus/01-vvedenie-i-resume.md:1618–1637</w:t>
       </w:r>
     </w:p>
     <w:p>
@@ -345,6 +606,14 @@
       </w:r>
     </w:p>
     <w:p>
+      <w:pPr>
+        <w:pStyle w:val="Heading3"/>
+      </w:pPr>
+      <w:r>
+        <w:t>Фрагмент docs/graphify-corpus/01-vvedenie-i-resume.md:1639–1645</w:t>
+      </w:r>
+    </w:p>
+    <w:p>
       <w:r>
         <w:t>Вторая задача – наладить производство качественного российского комбикорма для кроликов. Больше половины себестоимости мяса приходится именно на корм, поэтому так важно сократить издержки на его покупку. В данный момент промышленные производители не довольны качеством предлагаемого отечественными производителями корма.</w:t>
       </w:r>
@@ -359,6 +628,14 @@
         <w:t>Ниже приводится перечень некоторых современных ферм.</w:t>
         <w:br/>
         <w:t>1. ООО «Русский кролик» (Костромская область, Костромской район, с. Кузнецово, д.47). В настоящее время реализован инвестиционный проект кролиководческого комплекса промышленного типа на 9600 маточного поголовья. Объем производства составляет от 300 – 500 тонн мяса в год, 85 тонн субпродуктов и 8 тонн полуфабрикатов.</w:t>
+      </w:r>
+    </w:p>
+    <w:p>
+      <w:pPr>
+        <w:pStyle w:val="Heading3"/>
+      </w:pPr>
+      <w:r>
+        <w:t>Фрагмент docs/graphify-corpus/01-vvedenie-i-resume.md:1652–1661</w:t>
       </w:r>
     </w:p>
     <w:p>
@@ -382,6 +659,14 @@
     <w:p>
       <w:r>
         <w:t>Всего в России поголовье кроликов в хозяйствах всех категорий составляло 3430,1 тыс. голов (рис.7).</w:t>
+      </w:r>
+    </w:p>
+    <w:p>
+      <w:pPr>
+        <w:pStyle w:val="Heading3"/>
+      </w:pPr>
+      <w:r>
+        <w:t>Фрагмент docs/graphify-corpus/01-vvedenie-i-resume.md:1663–1679</w:t>
       </w:r>
     </w:p>
     <w:p>
@@ -423,6 +708,14 @@
       </w:r>
     </w:p>
     <w:p>
+      <w:pPr>
+        <w:pStyle w:val="Heading3"/>
+      </w:pPr>
+      <w:r>
+        <w:t>Фрагмент docs/graphify-corpus/01-vvedenie-i-resume.md:1683–1692</w:t>
+      </w:r>
+    </w:p>
+    <w:p>
       <w:r>
         <w:t>14. Нет культуры питания (потребления кроличьего мяса). Практически отсутствует мясо кролика в рационах дошкольных, школьных, лечебных учреждений и др.</w:t>
         <w:br/>
@@ -456,6 +749,99 @@
     </w:p>
     <w:p>
       <w:r>
+        <w:t>Ссылки на исходный ТЭО (файл:строка):</w:t>
+      </w:r>
+    </w:p>
+    <w:p>
+      <w:r>
+        <w:rPr>
+          <w:rFonts w:ascii="Consolas" w:hAnsi="Consolas"/>
+          <w:color w:val="1A568E"/>
+          <w:sz w:val="18"/>
+        </w:rPr>
+        <w:t>↳ docs/teo/00-меморандум-о-конфиденциальности.md:7–15</w:t>
+      </w:r>
+    </w:p>
+    <w:p>
+      <w:r>
+        <w:rPr>
+          <w:rFonts w:ascii="Consolas" w:hAnsi="Consolas"/>
+          <w:color w:val="1A568E"/>
+          <w:sz w:val="18"/>
+        </w:rPr>
+        <w:t>↳ docs/teo/00-меморандум-о-конфиденциальности.md:73–86</w:t>
+      </w:r>
+    </w:p>
+    <w:p>
+      <w:r>
+        <w:rPr>
+          <w:rFonts w:ascii="Consolas" w:hAnsi="Consolas"/>
+          <w:color w:val="1A568E"/>
+          <w:sz w:val="18"/>
+        </w:rPr>
+        <w:t>↳ docs/teo/00-меморандум-о-конфиденциальности.md:100–108</w:t>
+      </w:r>
+    </w:p>
+    <w:p>
+      <w:r>
+        <w:rPr>
+          <w:rFonts w:ascii="Consolas" w:hAnsi="Consolas"/>
+          <w:color w:val="1A568E"/>
+          <w:sz w:val="18"/>
+        </w:rPr>
+        <w:t>↳ docs/teo/00-меморандум-о-конфиденциальности.md:178–186</w:t>
+      </w:r>
+    </w:p>
+    <w:p>
+      <w:r>
+        <w:rPr>
+          <w:rFonts w:ascii="Consolas" w:hAnsi="Consolas"/>
+          <w:color w:val="1A568E"/>
+          <w:sz w:val="18"/>
+        </w:rPr>
+        <w:t>↳ docs/teo/00-меморандум-о-конфиденциальности.md:351–409</w:t>
+      </w:r>
+    </w:p>
+    <w:p>
+      <w:r>
+        <w:rPr>
+          <w:rFonts w:ascii="Consolas" w:hAnsi="Consolas"/>
+          <w:color w:val="1A568E"/>
+          <w:sz w:val="18"/>
+        </w:rPr>
+        <w:t>↳ docs/teo/00-меморандум-о-конфиденциальности.md:421–429</w:t>
+      </w:r>
+    </w:p>
+    <w:p>
+      <w:r>
+        <w:rPr>
+          <w:rFonts w:ascii="Consolas" w:hAnsi="Consolas"/>
+          <w:color w:val="1A568E"/>
+          <w:sz w:val="18"/>
+        </w:rPr>
+        <w:t>↳ docs/teo/00-меморандум-о-конфиденциальности.md:606–614</w:t>
+      </w:r>
+    </w:p>
+    <w:p>
+      <w:r>
+        <w:rPr>
+          <w:rFonts w:ascii="Consolas" w:hAnsi="Consolas"/>
+          <w:color w:val="1A568E"/>
+          <w:sz w:val="18"/>
+        </w:rPr>
+        <w:t>↳ docs/teo/00-меморандум-о-конфиденциальности.md:627–635</w:t>
+      </w:r>
+    </w:p>
+    <w:p>
+      <w:pPr>
+        <w:pStyle w:val="Heading3"/>
+      </w:pPr>
+      <w:r>
+        <w:t>Фрагмент docs/teo/00-меморандум-о-конфиденциальности.md:7–15</w:t>
+      </w:r>
+    </w:p>
+    <w:p>
+      <w:r>
         <w:t>Все данные, оценки, планы, сметы, предложения и выводы, приведённые в этом документе, касающиеся объёмов реализации, источников финансирования и прибыльности проекта, основываются на согласованных мнениях участников разработки инвестиционного проекта.</w:t>
       </w:r>
     </w:p>
@@ -477,6 +863,14 @@
     <w:p>
       <w:r>
         <w:t>ОГЛАВЛЕНИЕ</w:t>
+      </w:r>
+    </w:p>
+    <w:p>
+      <w:pPr>
+        <w:pStyle w:val="Heading3"/>
+      </w:pPr>
+      <w:r>
+        <w:t>Фрагмент docs/teo/00-меморандум-о-конфиденциальности.md:73–86</w:t>
       </w:r>
     </w:p>
     <w:p>
@@ -514,6 +908,14 @@
       </w:r>
     </w:p>
     <w:p>
+      <w:pPr>
+        <w:pStyle w:val="Heading3"/>
+      </w:pPr>
+      <w:r>
+        <w:t>Фрагмент docs/teo/00-меморандум-о-конфиденциальности.md:100–108</w:t>
+      </w:r>
+    </w:p>
+    <w:p>
       <w:r>
         <w:t>Проект: Организация многоотраслевого агропромышленного предприятия</w:t>
         <w:br/>
@@ -535,6 +937,14 @@
       </w:r>
     </w:p>
     <w:p>
+      <w:pPr>
+        <w:pStyle w:val="Heading3"/>
+      </w:pPr>
+      <w:r>
+        <w:t>Фрагмент docs/teo/00-меморандум-о-конфиденциальности.md:178–186</w:t>
+      </w:r>
+    </w:p>
+    <w:p>
       <w:r>
         <w:t>Наша основная цель – предложить населению экологически чистые продукты по доступным ценам, снизив себестоимость готовой продукции через организацию глубокой переработки побочных продуктов и отходов животноводства, создание собственной кормовой базы и использование зеленой энергии.</w:t>
         <w:br/>
@@ -553,6 +963,14 @@
         <w:t>Шкуры животных перерабатываются на нашем кожевенном заводе;</w:t>
         <w:br/>
         <w:t>Кровь животных перерабатывается в кровяную муку, которая используется как органическое удобрение или добавка для сельского хозяйства;</w:t>
+      </w:r>
+    </w:p>
+    <w:p>
+      <w:pPr>
+        <w:pStyle w:val="Heading3"/>
+      </w:pPr>
+      <w:r>
+        <w:t>Фрагмент docs/teo/00-меморандум-о-конфиденциальности.md:351–409</w:t>
       </w:r>
     </w:p>
     <w:p>
@@ -693,6 +1111,14 @@
       </w:r>
     </w:p>
     <w:p>
+      <w:pPr>
+        <w:pStyle w:val="Heading3"/>
+      </w:pPr>
+      <w:r>
+        <w:t>Фрагмент docs/teo/00-меморандум-о-конфиденциальности.md:421–429</w:t>
+      </w:r>
+    </w:p>
+    <w:p>
       <w:r>
         <w:t>Электроэнергия будет генерироваться с помощью солнечных фотоэлектрических панелей.</w:t>
       </w:r>
@@ -718,6 +1144,14 @@
       </w:r>
     </w:p>
     <w:p>
+      <w:pPr>
+        <w:pStyle w:val="Heading3"/>
+      </w:pPr>
+      <w:r>
+        <w:t>Фрагмент docs/teo/00-меморандум-о-конфиденциальности.md:606–614</w:t>
+      </w:r>
+    </w:p>
+    <w:p>
       <w:r>
         <w:t>Этот проект способствует не только экономическому развитию, но и улучшению социального благополучия населения, особенно в сельских районах.</w:t>
       </w:r>
@@ -738,6 +1172,14 @@
         <w:t>Тепличный комплекс</w:t>
         <w:br/>
         <w:t>Табл. 5</w:t>
+      </w:r>
+    </w:p>
+    <w:p>
+      <w:pPr>
+        <w:pStyle w:val="Heading3"/>
+      </w:pPr>
+      <w:r>
+        <w:t>Фрагмент docs/teo/00-меморандум-о-конфиденциальности.md:627–635</w:t>
       </w:r>
     </w:p>
     <w:p>
